--- a/document_templates/original/Order Form - Service Selection and Pricing-v2026.6.docx
+++ b/document_templates/original/Order Form - Service Selection and Pricing-v2026.6.docx
@@ -329,7 +329,7 @@
             </w:pPr>
             <w:r>
               <w:rPr/>
-              <w:t xml:space="preserve">admin@digerati-experts.com | (480) 519-5892</w:t>
+              <w:t xml:space="preserve">admin@digerati-experts.com | 325-480-9870</w:t>
             </w:r>
           </w:p>
         </w:tc>
